--- a/모바일웹서비스 프로젝트_공통평가 02_수행 결과 보고서.docx
+++ b/모바일웹서비스 프로젝트_공통평가 02_수행 결과 보고서.docx
@@ -1522,6 +1522,14 @@
                 <w:szCs w:val="12"/>
               </w:rPr>
             </w:pPr>
+            <w:r>
+              <w:rPr>
+                <w:rFonts w:hint="eastAsia"/>
+                <w:sz w:val="12"/>
+                <w:szCs w:val="12"/>
+              </w:rPr>
+              <w:t>o</w:t>
+            </w:r>
           </w:p>
         </w:tc>
         <w:tc>
@@ -3959,6 +3967,19 @@
           <w:lang w:val="en-US"/>
         </w:rPr>
       </w:pPr>
+      <w:r>
+        <w:rPr>
+          <w:b/>
+          <w:noProof/>
+          <w:szCs w:val="22"/>
+          <w:lang w:val="en-US"/>
+        </w:rPr>
+        <w:pict w14:anchorId="4DCA60F3">
+          <v:shape id="그림 1" o:spid="_x0000_i1036" type="#_x0000_t75" style="width:435.4pt;height:241.5pt;visibility:visible;mso-wrap-style:square">
+            <v:imagedata r:id="rId8" o:title=""/>
+          </v:shape>
+        </w:pict>
+      </w:r>
     </w:p>
     <w:p>
       <w:pPr>
@@ -4045,7 +4066,7 @@
         </w:rPr>
         <w:pict w14:anchorId="3C72075C">
           <v:shape id="_x0000_i1026" type="#_x0000_t75" style="width:273pt;height:157.9pt">
-            <v:imagedata r:id="rId8" o:title=""/>
+            <v:imagedata r:id="rId9" o:title=""/>
           </v:shape>
         </w:pict>
       </w:r>
@@ -4062,15 +4083,6 @@
           <w:lang w:val="en-US"/>
         </w:rPr>
       </w:pPr>
-      <w:r>
-        <w:rPr>
-          <w:rFonts w:hint="eastAsia"/>
-          <w:b/>
-          <w:szCs w:val="22"/>
-          <w:lang w:val="en-US"/>
-        </w:rPr>
-        <w:t>4.</w:t>
-      </w:r>
     </w:p>
     <w:p>
       <w:pPr>
@@ -4086,13 +4098,36 @@
       </w:pPr>
       <w:r>
         <w:rPr>
+          <w:rFonts w:hint="eastAsia"/>
+          <w:b/>
+          <w:szCs w:val="22"/>
+          <w:lang w:val="en-US"/>
+        </w:rPr>
+        <w:lastRenderedPageBreak/>
+        <w:t>4.</w:t>
+      </w:r>
+    </w:p>
+    <w:p>
+      <w:pPr>
+        <w:pStyle w:val="aff8"/>
+        <w:ind w:firstLineChars="0" w:firstLine="0"/>
+        <w:jc w:val="left"/>
+        <w:outlineLvl w:val="0"/>
+        <w:rPr>
+          <w:b/>
+          <w:szCs w:val="22"/>
+          <w:lang w:val="en-US"/>
+        </w:rPr>
+      </w:pPr>
+      <w:r>
+        <w:rPr>
           <w:b/>
           <w:szCs w:val="22"/>
           <w:lang w:val="en-US"/>
         </w:rPr>
         <w:pict w14:anchorId="30A4841F">
           <v:shape id="_x0000_i1027" type="#_x0000_t75" style="width:253.15pt;height:214.9pt">
-            <v:imagedata r:id="rId9" o:title=""/>
+            <v:imagedata r:id="rId10" o:title=""/>
           </v:shape>
         </w:pict>
       </w:r>
@@ -4102,10 +4137,9 @@
           <w:szCs w:val="22"/>
           <w:lang w:val="en-US"/>
         </w:rPr>
-        <w:lastRenderedPageBreak/>
         <w:pict w14:anchorId="3835EDE7">
           <v:shape id="_x0000_i1028" type="#_x0000_t75" style="width:253.15pt;height:149.65pt">
-            <v:imagedata r:id="rId10" o:title=""/>
+            <v:imagedata r:id="rId11" o:title=""/>
           </v:shape>
         </w:pict>
       </w:r>
@@ -4130,7 +4164,7 @@
         </w:rPr>
         <w:pict w14:anchorId="520A5F89">
           <v:shape id="_x0000_i1029" type="#_x0000_t75" style="width:291.75pt;height:159pt">
-            <v:imagedata r:id="rId11" o:title=""/>
+            <v:imagedata r:id="rId12" o:title=""/>
           </v:shape>
         </w:pict>
       </w:r>
@@ -4147,15 +4181,6 @@
           <w:lang w:val="en-US"/>
         </w:rPr>
       </w:pPr>
-      <w:r>
-        <w:rPr>
-          <w:rFonts w:hint="eastAsia"/>
-          <w:b/>
-          <w:szCs w:val="22"/>
-          <w:lang w:val="en-US"/>
-        </w:rPr>
-        <w:t>5.</w:t>
-      </w:r>
     </w:p>
     <w:p>
       <w:pPr>
@@ -4169,18 +4194,6 @@
           <w:lang w:val="en-US"/>
         </w:rPr>
       </w:pPr>
-      <w:r>
-        <w:rPr>
-          <w:b/>
-          <w:szCs w:val="22"/>
-          <w:lang w:val="en-US"/>
-        </w:rPr>
-        <w:pict w14:anchorId="3730DA6A">
-          <v:shape id="_x0000_i1030" type="#_x0000_t75" style="width:449.25pt;height:267.4pt">
-            <v:imagedata r:id="rId12" o:title=""/>
-          </v:shape>
-        </w:pict>
-      </w:r>
     </w:p>
     <w:p>
       <w:pPr>
@@ -4228,21 +4241,12 @@
         <w:jc w:val="left"/>
         <w:outlineLvl w:val="0"/>
         <w:rPr>
-          <w:b/>
-          <w:szCs w:val="22"/>
-          <w:lang w:val="en-US"/>
-        </w:rPr>
-      </w:pPr>
-      <w:r>
-        <w:rPr>
           <w:rFonts w:hint="eastAsia"/>
           <w:b/>
           <w:szCs w:val="22"/>
           <w:lang w:val="en-US"/>
         </w:rPr>
-        <w:lastRenderedPageBreak/>
-        <w:t>6.</w:t>
-      </w:r>
+      </w:pPr>
     </w:p>
     <w:p>
       <w:pPr>
@@ -4258,15 +4262,13 @@
       </w:pPr>
       <w:r>
         <w:rPr>
+          <w:rFonts w:hint="eastAsia"/>
           <w:b/>
           <w:szCs w:val="22"/>
           <w:lang w:val="en-US"/>
         </w:rPr>
-        <w:pict w14:anchorId="6FD8454B">
-          <v:shape id="_x0000_i1031" type="#_x0000_t75" style="width:460.15pt;height:274.5pt">
-            <v:imagedata r:id="rId13" o:title=""/>
-          </v:shape>
-        </w:pict>
+        <w:lastRenderedPageBreak/>
+        <w:t>5.</w:t>
       </w:r>
     </w:p>
     <w:p>
@@ -4283,12 +4285,15 @@
       </w:pPr>
       <w:r>
         <w:rPr>
-          <w:rFonts w:hint="eastAsia"/>
           <w:b/>
           <w:szCs w:val="22"/>
           <w:lang w:val="en-US"/>
         </w:rPr>
-        <w:t>7.</w:t>
+        <w:pict w14:anchorId="3730DA6A">
+          <v:shape id="_x0000_i1030" type="#_x0000_t75" style="width:449.25pt;height:267.4pt">
+            <v:imagedata r:id="rId13" o:title=""/>
+          </v:shape>
+        </w:pict>
       </w:r>
     </w:p>
     <w:p>
@@ -4303,18 +4308,20 @@
           <w:lang w:val="en-US"/>
         </w:rPr>
       </w:pPr>
-      <w:r>
+    </w:p>
+    <w:p>
+      <w:pPr>
+        <w:pStyle w:val="aff8"/>
+        <w:ind w:firstLineChars="0" w:firstLine="0"/>
+        <w:jc w:val="left"/>
+        <w:outlineLvl w:val="0"/>
         <w:rPr>
+          <w:rFonts w:hint="eastAsia"/>
           <w:b/>
           <w:szCs w:val="22"/>
           <w:lang w:val="en-US"/>
         </w:rPr>
-        <w:pict w14:anchorId="688A2B9C">
-          <v:shape id="_x0000_i1032" type="#_x0000_t75" style="width:153.75pt;height:330pt">
-            <v:imagedata r:id="rId14" o:title=""/>
-          </v:shape>
-        </w:pict>
-      </w:r>
+      </w:pPr>
     </w:p>
     <w:p>
       <w:pPr>
@@ -4335,8 +4342,7 @@
           <w:szCs w:val="22"/>
           <w:lang w:val="en-US"/>
         </w:rPr>
-        <w:lastRenderedPageBreak/>
-        <w:t>8.</w:t>
+        <w:t>6.</w:t>
       </w:r>
     </w:p>
     <w:p>
@@ -4357,9 +4363,9 @@
           <w:szCs w:val="22"/>
           <w:lang w:val="en-US"/>
         </w:rPr>
-        <w:pict w14:anchorId="2220221C">
-          <v:shape id="_x0000_i1033" type="#_x0000_t75" style="width:460.15pt;height:274.5pt">
-            <v:imagedata r:id="rId15" o:title=""/>
+        <w:pict w14:anchorId="6FD8454B">
+          <v:shape id="_x0000_i1031" type="#_x0000_t75" style="width:460.15pt;height:274.5pt">
+            <v:imagedata r:id="rId14" o:title=""/>
           </v:shape>
         </w:pict>
       </w:r>
@@ -4376,15 +4382,6 @@
           <w:lang w:val="en-US"/>
         </w:rPr>
       </w:pPr>
-      <w:r>
-        <w:rPr>
-          <w:rFonts w:hint="eastAsia"/>
-          <w:b/>
-          <w:szCs w:val="22"/>
-          <w:lang w:val="en-US"/>
-        </w:rPr>
-        <w:t>9.</w:t>
-      </w:r>
     </w:p>
     <w:p>
       <w:pPr>
@@ -4398,18 +4395,6 @@
           <w:lang w:val="en-US"/>
         </w:rPr>
       </w:pPr>
-      <w:r>
-        <w:rPr>
-          <w:b/>
-          <w:szCs w:val="22"/>
-          <w:lang w:val="en-US"/>
-        </w:rPr>
-        <w:pict w14:anchorId="63F4ACDB">
-          <v:shape id="_x0000_i1034" type="#_x0000_t75" style="width:460.15pt;height:274.5pt">
-            <v:imagedata r:id="rId16" o:title=""/>
-          </v:shape>
-        </w:pict>
-      </w:r>
     </w:p>
     <w:p>
       <w:pPr>
@@ -4423,6 +4408,16 @@
           <w:lang w:val="en-US"/>
         </w:rPr>
       </w:pPr>
+      <w:r>
+        <w:rPr>
+          <w:rFonts w:hint="eastAsia"/>
+          <w:b/>
+          <w:szCs w:val="22"/>
+          <w:lang w:val="en-US"/>
+        </w:rPr>
+        <w:lastRenderedPageBreak/>
+        <w:t>7.</w:t>
+      </w:r>
     </w:p>
     <w:p>
       <w:pPr>
@@ -4436,6 +4431,18 @@
           <w:lang w:val="en-US"/>
         </w:rPr>
       </w:pPr>
+      <w:r>
+        <w:rPr>
+          <w:b/>
+          <w:szCs w:val="22"/>
+          <w:lang w:val="en-US"/>
+        </w:rPr>
+        <w:pict w14:anchorId="688A2B9C">
+          <v:shape id="_x0000_i1032" type="#_x0000_t75" style="width:153.75pt;height:330pt">
+            <v:imagedata r:id="rId15" o:title=""/>
+          </v:shape>
+        </w:pict>
+      </w:r>
     </w:p>
     <w:p>
       <w:pPr>
@@ -4449,6 +4456,15 @@
           <w:lang w:val="en-US"/>
         </w:rPr>
       </w:pPr>
+      <w:r>
+        <w:rPr>
+          <w:rFonts w:hint="eastAsia"/>
+          <w:b/>
+          <w:szCs w:val="22"/>
+          <w:lang w:val="en-US"/>
+        </w:rPr>
+        <w:t>8.</w:t>
+      </w:r>
     </w:p>
     <w:p>
       <w:pPr>
@@ -4464,13 +4480,15 @@
       </w:pPr>
       <w:r>
         <w:rPr>
-          <w:rFonts w:hint="eastAsia"/>
           <w:b/>
           <w:szCs w:val="22"/>
           <w:lang w:val="en-US"/>
         </w:rPr>
-        <w:lastRenderedPageBreak/>
-        <w:t>10.</w:t>
+        <w:pict w14:anchorId="2220221C">
+          <v:shape id="_x0000_i1033" type="#_x0000_t75" style="width:460.15pt;height:274.5pt">
+            <v:imagedata r:id="rId16" o:title=""/>
+          </v:shape>
+        </w:pict>
       </w:r>
     </w:p>
     <w:p>
@@ -4487,13 +4505,97 @@
       </w:pPr>
       <w:r>
         <w:rPr>
+          <w:rFonts w:hint="eastAsia"/>
+          <w:b/>
+          <w:szCs w:val="22"/>
+          <w:lang w:val="en-US"/>
+        </w:rPr>
+        <w:lastRenderedPageBreak/>
+        <w:t>9.</w:t>
+      </w:r>
+    </w:p>
+    <w:p>
+      <w:pPr>
+        <w:pStyle w:val="aff8"/>
+        <w:ind w:firstLineChars="0" w:firstLine="0"/>
+        <w:jc w:val="left"/>
+        <w:outlineLvl w:val="0"/>
+        <w:rPr>
+          <w:b/>
+          <w:szCs w:val="22"/>
+          <w:lang w:val="en-US"/>
+        </w:rPr>
+      </w:pPr>
+      <w:r>
+        <w:rPr>
+          <w:b/>
+          <w:szCs w:val="22"/>
+          <w:lang w:val="en-US"/>
+        </w:rPr>
+        <w:pict w14:anchorId="63F4ACDB">
+          <v:shape id="_x0000_i1034" type="#_x0000_t75" style="width:460.15pt;height:274.5pt">
+            <v:imagedata r:id="rId17" o:title=""/>
+          </v:shape>
+        </w:pict>
+      </w:r>
+    </w:p>
+    <w:p>
+      <w:pPr>
+        <w:pStyle w:val="aff8"/>
+        <w:ind w:firstLineChars="0" w:firstLine="0"/>
+        <w:jc w:val="left"/>
+        <w:outlineLvl w:val="0"/>
+        <w:rPr>
+          <w:rFonts w:hint="eastAsia"/>
+          <w:b/>
+          <w:szCs w:val="22"/>
+          <w:lang w:val="en-US"/>
+        </w:rPr>
+      </w:pPr>
+    </w:p>
+    <w:p>
+      <w:pPr>
+        <w:pStyle w:val="aff8"/>
+        <w:ind w:firstLineChars="0" w:firstLine="0"/>
+        <w:jc w:val="left"/>
+        <w:outlineLvl w:val="0"/>
+        <w:rPr>
+          <w:b/>
+          <w:szCs w:val="22"/>
+          <w:lang w:val="en-US"/>
+        </w:rPr>
+      </w:pPr>
+      <w:r>
+        <w:rPr>
+          <w:rFonts w:hint="eastAsia"/>
+          <w:b/>
+          <w:szCs w:val="22"/>
+          <w:lang w:val="en-US"/>
+        </w:rPr>
+        <w:t>10.</w:t>
+      </w:r>
+    </w:p>
+    <w:p>
+      <w:pPr>
+        <w:pStyle w:val="aff8"/>
+        <w:ind w:firstLineChars="0" w:firstLine="0"/>
+        <w:jc w:val="left"/>
+        <w:outlineLvl w:val="0"/>
+        <w:rPr>
+          <w:b/>
+          <w:szCs w:val="22"/>
+          <w:lang w:val="en-US"/>
+        </w:rPr>
+      </w:pPr>
+      <w:r>
+        <w:rPr>
           <w:b/>
           <w:szCs w:val="22"/>
           <w:lang w:val="en-US"/>
         </w:rPr>
         <w:pict w14:anchorId="2FFF6F8B">
           <v:shape id="_x0000_i1035" type="#_x0000_t75" style="width:460.5pt;height:281.25pt">
-            <v:imagedata r:id="rId17" o:title=""/>
+            <v:imagedata r:id="rId18" o:title=""/>
           </v:shape>
         </w:pict>
       </w:r>
@@ -4543,9 +4645,9 @@
       </w:r>
     </w:p>
     <w:sectPr>
-      <w:headerReference w:type="default" r:id="rId18"/>
-      <w:footerReference w:type="even" r:id="rId19"/>
-      <w:footerReference w:type="default" r:id="rId20"/>
+      <w:headerReference w:type="default" r:id="rId19"/>
+      <w:footerReference w:type="even" r:id="rId20"/>
+      <w:footerReference w:type="default" r:id="rId21"/>
       <w:footnotePr>
         <w:numRestart w:val="eachSect"/>
       </w:footnotePr>
